--- a/output/星火社区_02_个人简介.docx
+++ b/output/星火社区_02_个人简介.docx
@@ -4,7 +4,7 @@
   <w:body>
     <w:p>
       <w:pPr>
-        <w:spacing w:after="120" w:before="0" w:lineRule="auto" w:line="317"/>
+        <w:spacing w:after="80" w:before="0" w:lineRule="auto" w:line="317"/>
         <w:jc w:val="center"/>
       </w:pPr>
       <w:r>
@@ -13,9 +13,25 @@
           <w:b/>
           <w:i w:val="0"/>
           <w:color w:val="B88A2E"/>
-          <w:sz w:val="24"/>
+          <w:sz w:val="22"/>
         </w:rPr>
         <w:t>复兴岛星火社区  ·  OPC入驻申请</w:t>
+      </w:r>
+    </w:p>
+    <w:p>
+      <w:pPr>
+        <w:spacing w:after="80" w:before="0" w:lineRule="auto" w:line="317"/>
+        <w:jc w:val="center"/>
+      </w:pPr>
+      <w:r>
+        <w:rPr>
+          <w:rFonts w:ascii="微软雅黑" w:hAnsi="微软雅黑" w:eastAsia="宋体" w:cs="微软雅黑"/>
+          <w:b/>
+          <w:i w:val="0"/>
+          <w:color w:val="1A3A5C"/>
+          <w:sz w:val="40"/>
+        </w:rPr>
+        <w:t>个人简介</w:t>
       </w:r>
     </w:p>
     <w:p>
@@ -28,10 +44,10 @@
           <w:rFonts w:ascii="微软雅黑" w:hAnsi="微软雅黑" w:eastAsia="宋体" w:cs="微软雅黑"/>
           <w:b/>
           <w:i w:val="0"/>
-          <w:color w:val="1A3A5C"/>
-          <w:sz w:val="44"/>
+          <w:color w:val="1F6B5C"/>
+          <w:sz w:val="26"/>
         </w:rPr>
-        <w:t>个人简介</w:t>
+        <w:t>胡继刚</w:t>
       </w:r>
     </w:p>
     <w:p>
@@ -42,33 +58,17 @@
       <w:r>
         <w:rPr>
           <w:rFonts w:ascii="微软雅黑" w:hAnsi="微软雅黑" w:eastAsia="宋体" w:cs="微软雅黑"/>
-          <w:b/>
+          <w:b w:val="0"/>
           <w:i w:val="0"/>
-          <w:color w:val="1F6B5C"/>
-          <w:sz w:val="28"/>
+          <w:color w:val="555555"/>
+          <w:sz w:val="21"/>
         </w:rPr>
-        <w:t>胡继刚</w:t>
+        <w:t>AI智能体开发  ·  产业智库型OPC  ·  首期：政策研究智能体</w:t>
       </w:r>
     </w:p>
     <w:p>
       <w:pPr>
-        <w:spacing w:after="320" w:before="0" w:lineRule="auto" w:line="317"/>
-        <w:jc w:val="center"/>
-      </w:pPr>
-      <w:r>
-        <w:rPr>
-          <w:rFonts w:ascii="微软雅黑" w:hAnsi="微软雅黑" w:eastAsia="宋体" w:cs="微软雅黑"/>
-          <w:b w:val="0"/>
-          <w:i w:val="0"/>
-          <w:color w:val="555555"/>
-          <w:sz w:val="22"/>
-        </w:rPr>
-        <w:t>AI智能体开发  ·  产业智库型OPC  ·  首期：城市更新案例库RAG</w:t>
-      </w:r>
-    </w:p>
-    <w:p>
-      <w:pPr>
-        <w:spacing w:after="80" w:before="0" w:lineRule="auto" w:line="317"/>
+        <w:spacing w:after="60" w:before="0" w:lineRule="auto" w:line="317"/>
         <w:jc w:val="center"/>
       </w:pPr>
       <w:r>
@@ -77,14 +77,14 @@
           <w:b w:val="0"/>
           <w:i w:val="0"/>
           <w:color w:val="222222"/>
-          <w:sz w:val="24"/>
+          <w:sz w:val="22"/>
         </w:rPr>
         <w:t>复旦大学住房政策研究中心秘书长</w:t>
       </w:r>
     </w:p>
     <w:p>
       <w:pPr>
-        <w:spacing w:after="80" w:before="0" w:lineRule="auto" w:line="317"/>
+        <w:spacing w:after="60" w:before="0" w:lineRule="auto" w:line="317"/>
         <w:jc w:val="center"/>
       </w:pPr>
       <w:r>
@@ -93,14 +93,14 @@
           <w:b w:val="0"/>
           <w:i w:val="0"/>
           <w:color w:val="222222"/>
-          <w:sz w:val="24"/>
+          <w:sz w:val="22"/>
         </w:rPr>
         <w:t>上海市杨浦区科技企业联合会执行会长</w:t>
       </w:r>
     </w:p>
     <w:p>
       <w:pPr>
-        <w:spacing w:after="80" w:before="0" w:lineRule="auto" w:line="317"/>
+        <w:spacing w:after="60" w:before="0" w:lineRule="auto" w:line="317"/>
         <w:jc w:val="center"/>
       </w:pPr>
       <w:r>
@@ -109,14 +109,14 @@
           <w:b w:val="0"/>
           <w:i w:val="0"/>
           <w:color w:val="222222"/>
-          <w:sz w:val="24"/>
+          <w:sz w:val="22"/>
         </w:rPr>
         <w:t>AIDEN产业智能体创始人</w:t>
       </w:r>
     </w:p>
     <w:p>
       <w:pPr>
-        <w:spacing w:after="80" w:before="240" w:lineRule="auto" w:line="317"/>
+        <w:spacing w:after="80" w:before="160" w:lineRule="auto" w:line="317"/>
         <w:jc w:val="center"/>
       </w:pPr>
       <w:r>
@@ -125,9 +125,9 @@
           <w:b w:val="0"/>
           <w:i w:val="0"/>
           <w:color w:val="222222"/>
-          <w:sz w:val="24"/>
+          <w:sz w:val="22"/>
         </w:rPr>
-        <w:t>2026年9月6日  修订稿</w:t>
+        <w:t>2026年9月6日  最终稿</w:t>
       </w:r>
     </w:p>
     <w:p>
@@ -163,7 +163,7 @@
           <w:color w:val="222222"/>
           <w:sz w:val="22"/>
         </w:rPr>
-        <w:t>胡继刚，男，汉族，1987年4月25日生，籍贯山东青岛。中国海洋大学土木工程专业毕业，获工学学士学位；复旦大学工商管理硕士（财务金融方向）。专业技术职称按证书原文为副教授级高级工程师，并具会计师资格。2011年6月参加工作。</w:t>
+        <w:t>胡继刚，男，汉族，1987年4月25日生，籍贯山东青岛。中国海洋大学土木工程专业毕业，获工学学士学位；复旦大学工商管理硕士（财务金融方向）。专业技术职称以证书原文为准：副教授级高级工程师；并具会计师资格。2011年6月参加工作。</w:t>
       </w:r>
     </w:p>
     <w:p>
@@ -180,7 +180,7 @@
           <w:color w:val="222222"/>
           <w:sz w:val="22"/>
         </w:rPr>
-        <w:t>2011年至2021年，先后在中南建设、新城控股、万科从事战略企划与投资拓展。2017年3月至2021年6月任万科企业集团上海区域江浙事业部投资副总经理。2021年6月起任复旦大学住房政策研究中心秘书长，并任复旦MBA不动产资产管理协会秘书长。现任上海市杨浦区科技企业联合会执行会长。</w:t>
+        <w:t>2011年至2021年，先后在中南建设、新城控股、万科从事战略企划、投资拓展与产业运营，参与项目研判和城市更新相关前期工作。2017年3月至2021年6月任万科企业集团上海区域江浙事业部投资副总经理。2021年6月起担任复旦大学住房政策研究中心秘书长，并任复旦MBA不动产资产管理协会秘书长。现任上海市杨浦区科技企业联合会执行会长。</w:t>
       </w:r>
     </w:p>
     <w:p>
@@ -197,7 +197,7 @@
           <w:color w:val="222222"/>
           <w:sz w:val="22"/>
         </w:rPr>
-        <w:t>与本次申请相关的公开活动主要有两项。2026年5月，以住房政策研究中心秘书长、杨浦区科技企业联合会执行会长身份，主持「2026人工智能商业化落地与硬核投资破局峰会」圆桌对话「从算力引擎到新质资产」，报道见央广网。2026年3月，以区科技企业联合会执行会长身份参加杨浦「北欧创新国际会客厅」揭牌交流，报道见杨浦区人民政府网站。</w:t>
+        <w:t>上述经历用于定义产品和验证需求：投资与产业运营经验帮助识别城市更新和项目现场的真实问题；住房政策研究工作训练政策文本拆解与口径把关，对应首期政策研究智能体；科技企业联合会工作提供科技企业服务与创新创业场景，对应企业画像和产业研究的后续验证。</w:t>
       </w:r>
     </w:p>
     <w:p>
@@ -214,7 +214,7 @@
           <w:color w:val="222222"/>
           <w:sz w:val="22"/>
         </w:rPr>
-        <w:t>现发起AIDEN产业智能体，赛道为AI智能体开发，首期搭建城市更新案例库RAG，并规划产业研究、政策研究、企业画像与招商匹配等后续产品。项目由本人发起，尚未在杨浦注册OPC公司，拟入驻后设立新主体；相关平台职务为个人经历，不代表机构参与投资或经营。</w:t>
+        <w:t>现发起AIDEN产业智能体，赛道为AI智能体开发，定位「AI+产业研究+科技企业服务」的产业智库型OPC，首期开发政策研究智能体。本项目由胡继刚个人发起，目前尚未在杨浦注册OPC公司，拟入驻后依法设立新主体。申请人参与的高校研究平台及社会组织为个人研究与工作背景，不作为本项目经营主体。</w:t>
       </w:r>
     </w:p>
     <w:p>
@@ -364,54 +364,557 @@
           <w:color w:val="1A3A5C"/>
           <w:sz w:val="32"/>
         </w:rPr>
-        <w:t>三、社会职务</w:t>
+        <w:t>三、专业技术职称与研究、社会职务</w:t>
       </w:r>
     </w:p>
-    <w:p>
-      <w:pPr>
-        <w:pStyle w:val="ListBullet"/>
-        <w:spacing w:after="80" w:line="300" w:lineRule="auto"/>
-      </w:pPr>
-      <w:r>
-        <w:rPr>
-          <w:rFonts w:ascii="微软雅黑" w:hAnsi="微软雅黑" w:eastAsia="宋体" w:cs="微软雅黑"/>
-          <w:b w:val="0"/>
-          <w:color w:val="222222"/>
-          <w:sz w:val="22"/>
-        </w:rPr>
-        <w:t>复旦大学住房政策研究中心秘书长</w:t>
-      </w:r>
-    </w:p>
-    <w:p>
-      <w:pPr>
-        <w:pStyle w:val="ListBullet"/>
-        <w:spacing w:after="80" w:line="300" w:lineRule="auto"/>
-      </w:pPr>
-      <w:r>
-        <w:rPr>
-          <w:rFonts w:ascii="微软雅黑" w:hAnsi="微软雅黑" w:eastAsia="宋体" w:cs="微软雅黑"/>
-          <w:b w:val="0"/>
-          <w:color w:val="222222"/>
-          <w:sz w:val="22"/>
-        </w:rPr>
-        <w:t>复旦MBA不动产资产管理协会秘书长</w:t>
-      </w:r>
-    </w:p>
-    <w:p>
-      <w:pPr>
-        <w:pStyle w:val="ListBullet"/>
-        <w:spacing w:after="80" w:line="300" w:lineRule="auto"/>
-      </w:pPr>
-      <w:r>
-        <w:rPr>
-          <w:rFonts w:ascii="微软雅黑" w:hAnsi="微软雅黑" w:eastAsia="宋体" w:cs="微软雅黑"/>
-          <w:b w:val="0"/>
-          <w:color w:val="222222"/>
-          <w:sz w:val="22"/>
-        </w:rPr>
-        <w:t>上海市杨浦区科技企业联合会执行会长</w:t>
-      </w:r>
-    </w:p>
+    <w:tbl>
+      <w:tblPr>
+        <w:tblW w:type="auto" w:w="0"/>
+        <w:jc w:val="center"/>
+        <w:tblLayout w:type="autofit"/>
+        <w:tblLook w:firstColumn="1" w:firstRow="1" w:lastColumn="0" w:lastRow="0" w:noHBand="0" w:noVBand="1" w:val="04A0"/>
+      </w:tblPr>
+      <w:tblGrid>
+        <w:gridCol w:w="3099"/>
+        <w:gridCol w:w="3099"/>
+        <w:gridCol w:w="3099"/>
+      </w:tblGrid>
+      <w:tr>
+        <w:tc>
+          <w:tcPr>
+            <w:tcW w:type="dxa" w:w="3099"/>
+            <w:shd w:fill="1A3A5C" w:val="clear"/>
+            <w:tcBorders>
+              <w:top w:val="single" w:sz="4" w:color="C5D0DC"/>
+              <w:left w:val="single" w:sz="4" w:color="C5D0DC"/>
+              <w:bottom w:val="single" w:sz="4" w:color="C5D0DC"/>
+              <w:right w:val="single" w:sz="4" w:color="C5D0DC"/>
+            </w:tcBorders>
+            <w:vAlign w:val="center"/>
+          </w:tcPr>
+          <w:p>
+            <w:pPr>
+              <w:spacing w:after="40" w:before="40"/>
+              <w:jc w:val="center"/>
+            </w:pPr>
+            <w:r/>
+            <w:r>
+              <w:rPr>
+                <w:rFonts w:ascii="微软雅黑" w:hAnsi="微软雅黑" w:eastAsia="宋体" w:cs="微软雅黑"/>
+                <w:b/>
+                <w:color w:val="FFFFFF"/>
+                <w:sz w:val="20"/>
+              </w:rPr>
+              <w:t>类别</w:t>
+            </w:r>
+          </w:p>
+        </w:tc>
+        <w:tc>
+          <w:tcPr>
+            <w:tcW w:type="dxa" w:w="3099"/>
+            <w:shd w:fill="1A3A5C" w:val="clear"/>
+            <w:tcBorders>
+              <w:top w:val="single" w:sz="4" w:color="C5D0DC"/>
+              <w:left w:val="single" w:sz="4" w:color="C5D0DC"/>
+              <w:bottom w:val="single" w:sz="4" w:color="C5D0DC"/>
+              <w:right w:val="single" w:sz="4" w:color="C5D0DC"/>
+            </w:tcBorders>
+            <w:vAlign w:val="center"/>
+          </w:tcPr>
+          <w:p>
+            <w:pPr>
+              <w:spacing w:after="40" w:before="40"/>
+              <w:jc w:val="center"/>
+            </w:pPr>
+            <w:r/>
+            <w:r>
+              <w:rPr>
+                <w:rFonts w:ascii="微软雅黑" w:hAnsi="微软雅黑" w:eastAsia="宋体" w:cs="微软雅黑"/>
+                <w:b/>
+                <w:color w:val="FFFFFF"/>
+                <w:sz w:val="20"/>
+              </w:rPr>
+              <w:t>内容</w:t>
+            </w:r>
+          </w:p>
+        </w:tc>
+        <w:tc>
+          <w:tcPr>
+            <w:tcW w:type="dxa" w:w="3099"/>
+            <w:shd w:fill="1A3A5C" w:val="clear"/>
+            <w:tcBorders>
+              <w:top w:val="single" w:sz="4" w:color="C5D0DC"/>
+              <w:left w:val="single" w:sz="4" w:color="C5D0DC"/>
+              <w:bottom w:val="single" w:sz="4" w:color="C5D0DC"/>
+              <w:right w:val="single" w:sz="4" w:color="C5D0DC"/>
+            </w:tcBorders>
+            <w:vAlign w:val="center"/>
+          </w:tcPr>
+          <w:p>
+            <w:pPr>
+              <w:spacing w:after="40" w:before="40"/>
+              <w:jc w:val="center"/>
+            </w:pPr>
+            <w:r/>
+            <w:r>
+              <w:rPr>
+                <w:rFonts w:ascii="微软雅黑" w:hAnsi="微软雅黑" w:eastAsia="宋体" w:cs="微软雅黑"/>
+                <w:b/>
+                <w:color w:val="FFFFFF"/>
+                <w:sz w:val="20"/>
+              </w:rPr>
+              <w:t>依据</w:t>
+            </w:r>
+          </w:p>
+        </w:tc>
+      </w:tr>
+      <w:tr>
+        <w:tc>
+          <w:tcPr>
+            <w:tcW w:type="dxa" w:w="3099"/>
+            <w:shd w:fill="FFFFFF" w:val="clear"/>
+            <w:tcBorders>
+              <w:top w:val="single" w:sz="4" w:color="C5D0DC"/>
+              <w:left w:val="single" w:sz="4" w:color="C5D0DC"/>
+              <w:bottom w:val="single" w:sz="4" w:color="C5D0DC"/>
+              <w:right w:val="single" w:sz="4" w:color="C5D0DC"/>
+            </w:tcBorders>
+            <w:vAlign w:val="center"/>
+          </w:tcPr>
+          <w:p>
+            <w:pPr>
+              <w:spacing w:after="40" w:before="40"/>
+              <w:jc w:val="left"/>
+            </w:pPr>
+            <w:r/>
+            <w:r>
+              <w:rPr>
+                <w:rFonts w:ascii="微软雅黑" w:hAnsi="微软雅黑" w:eastAsia="宋体" w:cs="微软雅黑"/>
+                <w:b w:val="0"/>
+                <w:color w:val="222222"/>
+                <w:sz w:val="19"/>
+              </w:rPr>
+              <w:t>专业技术职称</w:t>
+            </w:r>
+          </w:p>
+        </w:tc>
+        <w:tc>
+          <w:tcPr>
+            <w:tcW w:type="dxa" w:w="3099"/>
+            <w:shd w:fill="FFFFFF" w:val="clear"/>
+            <w:tcBorders>
+              <w:top w:val="single" w:sz="4" w:color="C5D0DC"/>
+              <w:left w:val="single" w:sz="4" w:color="C5D0DC"/>
+              <w:bottom w:val="single" w:sz="4" w:color="C5D0DC"/>
+              <w:right w:val="single" w:sz="4" w:color="C5D0DC"/>
+            </w:tcBorders>
+            <w:vAlign w:val="center"/>
+          </w:tcPr>
+          <w:p>
+            <w:pPr>
+              <w:spacing w:after="40" w:before="40"/>
+              <w:jc w:val="left"/>
+            </w:pPr>
+            <w:r/>
+            <w:r>
+              <w:rPr>
+                <w:rFonts w:ascii="微软雅黑" w:hAnsi="微软雅黑" w:eastAsia="宋体" w:cs="微软雅黑"/>
+                <w:b w:val="0"/>
+                <w:color w:val="222222"/>
+                <w:sz w:val="19"/>
+              </w:rPr>
+              <w:t>副教授级高级工程师</w:t>
+            </w:r>
+          </w:p>
+        </w:tc>
+        <w:tc>
+          <w:tcPr>
+            <w:tcW w:type="dxa" w:w="3099"/>
+            <w:shd w:fill="FFFFFF" w:val="clear"/>
+            <w:tcBorders>
+              <w:top w:val="single" w:sz="4" w:color="C5D0DC"/>
+              <w:left w:val="single" w:sz="4" w:color="C5D0DC"/>
+              <w:bottom w:val="single" w:sz="4" w:color="C5D0DC"/>
+              <w:right w:val="single" w:sz="4" w:color="C5D0DC"/>
+            </w:tcBorders>
+            <w:vAlign w:val="center"/>
+          </w:tcPr>
+          <w:p>
+            <w:pPr>
+              <w:spacing w:after="40" w:before="40"/>
+              <w:jc w:val="left"/>
+            </w:pPr>
+            <w:r/>
+            <w:r>
+              <w:rPr>
+                <w:rFonts w:ascii="微软雅黑" w:hAnsi="微软雅黑" w:eastAsia="宋体" w:cs="微软雅黑"/>
+                <w:b w:val="0"/>
+                <w:color w:val="222222"/>
+                <w:sz w:val="19"/>
+              </w:rPr>
+              <w:t>按证书原文；与研究平台职务分开填写</w:t>
+            </w:r>
+          </w:p>
+        </w:tc>
+      </w:tr>
+      <w:tr>
+        <w:tc>
+          <w:tcPr>
+            <w:tcW w:type="dxa" w:w="3099"/>
+            <w:shd w:fill="F7F1E4" w:val="clear"/>
+            <w:tcBorders>
+              <w:top w:val="single" w:sz="4" w:color="C5D0DC"/>
+              <w:left w:val="single" w:sz="4" w:color="C5D0DC"/>
+              <w:bottom w:val="single" w:sz="4" w:color="C5D0DC"/>
+              <w:right w:val="single" w:sz="4" w:color="C5D0DC"/>
+            </w:tcBorders>
+            <w:vAlign w:val="center"/>
+          </w:tcPr>
+          <w:p>
+            <w:pPr>
+              <w:spacing w:after="40" w:before="40"/>
+              <w:jc w:val="left"/>
+            </w:pPr>
+            <w:r/>
+            <w:r>
+              <w:rPr>
+                <w:rFonts w:ascii="微软雅黑" w:hAnsi="微软雅黑" w:eastAsia="宋体" w:cs="微软雅黑"/>
+                <w:b w:val="0"/>
+                <w:color w:val="222222"/>
+                <w:sz w:val="19"/>
+              </w:rPr>
+              <w:t>专业技术资格</w:t>
+            </w:r>
+          </w:p>
+        </w:tc>
+        <w:tc>
+          <w:tcPr>
+            <w:tcW w:type="dxa" w:w="3099"/>
+            <w:shd w:fill="F7F1E4" w:val="clear"/>
+            <w:tcBorders>
+              <w:top w:val="single" w:sz="4" w:color="C5D0DC"/>
+              <w:left w:val="single" w:sz="4" w:color="C5D0DC"/>
+              <w:bottom w:val="single" w:sz="4" w:color="C5D0DC"/>
+              <w:right w:val="single" w:sz="4" w:color="C5D0DC"/>
+            </w:tcBorders>
+            <w:vAlign w:val="center"/>
+          </w:tcPr>
+          <w:p>
+            <w:pPr>
+              <w:spacing w:after="40" w:before="40"/>
+              <w:jc w:val="left"/>
+            </w:pPr>
+            <w:r/>
+            <w:r>
+              <w:rPr>
+                <w:rFonts w:ascii="微软雅黑" w:hAnsi="微软雅黑" w:eastAsia="宋体" w:cs="微软雅黑"/>
+                <w:b w:val="0"/>
+                <w:color w:val="222222"/>
+                <w:sz w:val="19"/>
+              </w:rPr>
+              <w:t>会计师</w:t>
+            </w:r>
+          </w:p>
+        </w:tc>
+        <w:tc>
+          <w:tcPr>
+            <w:tcW w:type="dxa" w:w="3099"/>
+            <w:shd w:fill="F7F1E4" w:val="clear"/>
+            <w:tcBorders>
+              <w:top w:val="single" w:sz="4" w:color="C5D0DC"/>
+              <w:left w:val="single" w:sz="4" w:color="C5D0DC"/>
+              <w:bottom w:val="single" w:sz="4" w:color="C5D0DC"/>
+              <w:right w:val="single" w:sz="4" w:color="C5D0DC"/>
+            </w:tcBorders>
+            <w:vAlign w:val="center"/>
+          </w:tcPr>
+          <w:p>
+            <w:pPr>
+              <w:spacing w:after="40" w:before="40"/>
+              <w:jc w:val="left"/>
+            </w:pPr>
+            <w:r/>
+            <w:r>
+              <w:rPr>
+                <w:rFonts w:ascii="微软雅黑" w:hAnsi="微软雅黑" w:eastAsia="宋体" w:cs="微软雅黑"/>
+                <w:b w:val="0"/>
+                <w:color w:val="222222"/>
+                <w:sz w:val="19"/>
+              </w:rPr>
+              <w:t>按证书原文</w:t>
+            </w:r>
+          </w:p>
+        </w:tc>
+      </w:tr>
+      <w:tr>
+        <w:tc>
+          <w:tcPr>
+            <w:tcW w:type="dxa" w:w="3099"/>
+            <w:shd w:fill="FFFFFF" w:val="clear"/>
+            <w:tcBorders>
+              <w:top w:val="single" w:sz="4" w:color="C5D0DC"/>
+              <w:left w:val="single" w:sz="4" w:color="C5D0DC"/>
+              <w:bottom w:val="single" w:sz="4" w:color="C5D0DC"/>
+              <w:right w:val="single" w:sz="4" w:color="C5D0DC"/>
+            </w:tcBorders>
+            <w:vAlign w:val="center"/>
+          </w:tcPr>
+          <w:p>
+            <w:pPr>
+              <w:spacing w:after="40" w:before="40"/>
+              <w:jc w:val="left"/>
+            </w:pPr>
+            <w:r/>
+            <w:r>
+              <w:rPr>
+                <w:rFonts w:ascii="微软雅黑" w:hAnsi="微软雅黑" w:eastAsia="宋体" w:cs="微软雅黑"/>
+                <w:b w:val="0"/>
+                <w:color w:val="222222"/>
+                <w:sz w:val="19"/>
+              </w:rPr>
+              <w:t>研究平台职务</w:t>
+            </w:r>
+          </w:p>
+        </w:tc>
+        <w:tc>
+          <w:tcPr>
+            <w:tcW w:type="dxa" w:w="3099"/>
+            <w:shd w:fill="FFFFFF" w:val="clear"/>
+            <w:tcBorders>
+              <w:top w:val="single" w:sz="4" w:color="C5D0DC"/>
+              <w:left w:val="single" w:sz="4" w:color="C5D0DC"/>
+              <w:bottom w:val="single" w:sz="4" w:color="C5D0DC"/>
+              <w:right w:val="single" w:sz="4" w:color="C5D0DC"/>
+            </w:tcBorders>
+            <w:vAlign w:val="center"/>
+          </w:tcPr>
+          <w:p>
+            <w:pPr>
+              <w:spacing w:after="40" w:before="40"/>
+              <w:jc w:val="left"/>
+            </w:pPr>
+            <w:r/>
+            <w:r>
+              <w:rPr>
+                <w:rFonts w:ascii="微软雅黑" w:hAnsi="微软雅黑" w:eastAsia="宋体" w:cs="微软雅黑"/>
+                <w:b w:val="0"/>
+                <w:color w:val="222222"/>
+                <w:sz w:val="19"/>
+              </w:rPr>
+              <w:t>复旦大学住房政策研究中心秘书长</w:t>
+            </w:r>
+          </w:p>
+        </w:tc>
+        <w:tc>
+          <w:tcPr>
+            <w:tcW w:type="dxa" w:w="3099"/>
+            <w:shd w:fill="FFFFFF" w:val="clear"/>
+            <w:tcBorders>
+              <w:top w:val="single" w:sz="4" w:color="C5D0DC"/>
+              <w:left w:val="single" w:sz="4" w:color="C5D0DC"/>
+              <w:bottom w:val="single" w:sz="4" w:color="C5D0DC"/>
+              <w:right w:val="single" w:sz="4" w:color="C5D0DC"/>
+            </w:tcBorders>
+            <w:vAlign w:val="center"/>
+          </w:tcPr>
+          <w:p>
+            <w:pPr>
+              <w:spacing w:after="40" w:before="40"/>
+              <w:jc w:val="left"/>
+            </w:pPr>
+            <w:r/>
+            <w:r>
+              <w:rPr>
+                <w:rFonts w:ascii="微软雅黑" w:hAnsi="微软雅黑" w:eastAsia="宋体" w:cs="微软雅黑"/>
+                <w:b w:val="0"/>
+                <w:color w:val="222222"/>
+                <w:sz w:val="19"/>
+              </w:rPr>
+              <w:t>任职材料；非本项目经营主体</w:t>
+            </w:r>
+          </w:p>
+        </w:tc>
+      </w:tr>
+      <w:tr>
+        <w:tc>
+          <w:tcPr>
+            <w:tcW w:type="dxa" w:w="3099"/>
+            <w:shd w:fill="F7F1E4" w:val="clear"/>
+            <w:tcBorders>
+              <w:top w:val="single" w:sz="4" w:color="C5D0DC"/>
+              <w:left w:val="single" w:sz="4" w:color="C5D0DC"/>
+              <w:bottom w:val="single" w:sz="4" w:color="C5D0DC"/>
+              <w:right w:val="single" w:sz="4" w:color="C5D0DC"/>
+            </w:tcBorders>
+            <w:vAlign w:val="center"/>
+          </w:tcPr>
+          <w:p>
+            <w:pPr>
+              <w:spacing w:after="40" w:before="40"/>
+              <w:jc w:val="left"/>
+            </w:pPr>
+            <w:r/>
+            <w:r>
+              <w:rPr>
+                <w:rFonts w:ascii="微软雅黑" w:hAnsi="微软雅黑" w:eastAsia="宋体" w:cs="微软雅黑"/>
+                <w:b w:val="0"/>
+                <w:color w:val="222222"/>
+                <w:sz w:val="19"/>
+              </w:rPr>
+              <w:t>研究平台职务</w:t>
+            </w:r>
+          </w:p>
+        </w:tc>
+        <w:tc>
+          <w:tcPr>
+            <w:tcW w:type="dxa" w:w="3099"/>
+            <w:shd w:fill="F7F1E4" w:val="clear"/>
+            <w:tcBorders>
+              <w:top w:val="single" w:sz="4" w:color="C5D0DC"/>
+              <w:left w:val="single" w:sz="4" w:color="C5D0DC"/>
+              <w:bottom w:val="single" w:sz="4" w:color="C5D0DC"/>
+              <w:right w:val="single" w:sz="4" w:color="C5D0DC"/>
+            </w:tcBorders>
+            <w:vAlign w:val="center"/>
+          </w:tcPr>
+          <w:p>
+            <w:pPr>
+              <w:spacing w:after="40" w:before="40"/>
+              <w:jc w:val="left"/>
+            </w:pPr>
+            <w:r/>
+            <w:r>
+              <w:rPr>
+                <w:rFonts w:ascii="微软雅黑" w:hAnsi="微软雅黑" w:eastAsia="宋体" w:cs="微软雅黑"/>
+                <w:b w:val="0"/>
+                <w:color w:val="222222"/>
+                <w:sz w:val="19"/>
+              </w:rPr>
+              <w:t>复旦MBA不动产资产管理协会秘书长</w:t>
+            </w:r>
+          </w:p>
+        </w:tc>
+        <w:tc>
+          <w:tcPr>
+            <w:tcW w:type="dxa" w:w="3099"/>
+            <w:shd w:fill="F7F1E4" w:val="clear"/>
+            <w:tcBorders>
+              <w:top w:val="single" w:sz="4" w:color="C5D0DC"/>
+              <w:left w:val="single" w:sz="4" w:color="C5D0DC"/>
+              <w:bottom w:val="single" w:sz="4" w:color="C5D0DC"/>
+              <w:right w:val="single" w:sz="4" w:color="C5D0DC"/>
+            </w:tcBorders>
+            <w:vAlign w:val="center"/>
+          </w:tcPr>
+          <w:p>
+            <w:pPr>
+              <w:spacing w:after="40" w:before="40"/>
+              <w:jc w:val="left"/>
+            </w:pPr>
+            <w:r/>
+            <w:r>
+              <w:rPr>
+                <w:rFonts w:ascii="微软雅黑" w:hAnsi="微软雅黑" w:eastAsia="宋体" w:cs="微软雅黑"/>
+                <w:b w:val="0"/>
+                <w:color w:val="222222"/>
+                <w:sz w:val="19"/>
+              </w:rPr>
+              <w:t>任职材料；非本项目经营主体</w:t>
+            </w:r>
+          </w:p>
+        </w:tc>
+      </w:tr>
+      <w:tr>
+        <w:tc>
+          <w:tcPr>
+            <w:tcW w:type="dxa" w:w="3099"/>
+            <w:shd w:fill="FFFFFF" w:val="clear"/>
+            <w:tcBorders>
+              <w:top w:val="single" w:sz="4" w:color="C5D0DC"/>
+              <w:left w:val="single" w:sz="4" w:color="C5D0DC"/>
+              <w:bottom w:val="single" w:sz="4" w:color="C5D0DC"/>
+              <w:right w:val="single" w:sz="4" w:color="C5D0DC"/>
+            </w:tcBorders>
+            <w:vAlign w:val="center"/>
+          </w:tcPr>
+          <w:p>
+            <w:pPr>
+              <w:spacing w:after="40" w:before="40"/>
+              <w:jc w:val="left"/>
+            </w:pPr>
+            <w:r/>
+            <w:r>
+              <w:rPr>
+                <w:rFonts w:ascii="微软雅黑" w:hAnsi="微软雅黑" w:eastAsia="宋体" w:cs="微软雅黑"/>
+                <w:b w:val="0"/>
+                <w:color w:val="222222"/>
+                <w:sz w:val="19"/>
+              </w:rPr>
+              <w:t>社会组织职务</w:t>
+            </w:r>
+          </w:p>
+        </w:tc>
+        <w:tc>
+          <w:tcPr>
+            <w:tcW w:type="dxa" w:w="3099"/>
+            <w:shd w:fill="FFFFFF" w:val="clear"/>
+            <w:tcBorders>
+              <w:top w:val="single" w:sz="4" w:color="C5D0DC"/>
+              <w:left w:val="single" w:sz="4" w:color="C5D0DC"/>
+              <w:bottom w:val="single" w:sz="4" w:color="C5D0DC"/>
+              <w:right w:val="single" w:sz="4" w:color="C5D0DC"/>
+            </w:tcBorders>
+            <w:vAlign w:val="center"/>
+          </w:tcPr>
+          <w:p>
+            <w:pPr>
+              <w:spacing w:after="40" w:before="40"/>
+              <w:jc w:val="left"/>
+            </w:pPr>
+            <w:r/>
+            <w:r>
+              <w:rPr>
+                <w:rFonts w:ascii="微软雅黑" w:hAnsi="微软雅黑" w:eastAsia="宋体" w:cs="微软雅黑"/>
+                <w:b w:val="0"/>
+                <w:color w:val="222222"/>
+                <w:sz w:val="19"/>
+              </w:rPr>
+              <w:t>上海市杨浦区科技企业联合会执行会长</w:t>
+            </w:r>
+          </w:p>
+        </w:tc>
+        <w:tc>
+          <w:tcPr>
+            <w:tcW w:type="dxa" w:w="3099"/>
+            <w:shd w:fill="FFFFFF" w:val="clear"/>
+            <w:tcBorders>
+              <w:top w:val="single" w:sz="4" w:color="C5D0DC"/>
+              <w:left w:val="single" w:sz="4" w:color="C5D0DC"/>
+              <w:bottom w:val="single" w:sz="4" w:color="C5D0DC"/>
+              <w:right w:val="single" w:sz="4" w:color="C5D0DC"/>
+            </w:tcBorders>
+            <w:vAlign w:val="center"/>
+          </w:tcPr>
+          <w:p>
+            <w:pPr>
+              <w:spacing w:after="40" w:before="40"/>
+              <w:jc w:val="left"/>
+            </w:pPr>
+            <w:r/>
+            <w:r>
+              <w:rPr>
+                <w:rFonts w:ascii="微软雅黑" w:hAnsi="微软雅黑" w:eastAsia="宋体" w:cs="微软雅黑"/>
+                <w:b w:val="0"/>
+                <w:color w:val="222222"/>
+                <w:sz w:val="19"/>
+              </w:rPr>
+              <w:t>任职材料；非本项目经营主体</w:t>
+            </w:r>
+          </w:p>
+        </w:tc>
+      </w:tr>
+    </w:tbl>
+    <w:p/>
     <w:p>
       <w:pPr>
         <w:spacing w:after="200" w:before="320" w:lineRule="auto" w:line="317"/>
@@ -428,7 +931,7 @@
           <w:color w:val="1A3A5C"/>
           <w:sz w:val="32"/>
         </w:rPr>
-        <w:t>四、公开活动（附出处）</w:t>
+        <w:t>四、与项目相关的公开证明</w:t>
       </w:r>
     </w:p>
     <w:p>
@@ -443,7 +946,7 @@
           <w:color w:val="222222"/>
           <w:sz w:val="22"/>
         </w:rPr>
-        <w:t>2026年5月  主持「2026人工智能商业化落地与硬核投资破局峰会」圆桌对话。出处：https://www.cnr.cn/shanghai/tt/20260526/t20260526_527636297.shtml</w:t>
+        <w:t>2026年5月  主持「2026人工智能商业化落地与硬核投资破局峰会」圆桌对话，对应科技企业服务与创新创业研究。出处：https://www.cnr.cn/shanghai/tt/20260526/t20260526_527636297.shtml</w:t>
       </w:r>
     </w:p>
     <w:p>
@@ -458,7 +961,23 @@
           <w:color w:val="222222"/>
           <w:sz w:val="22"/>
         </w:rPr>
-        <w:t>2026年3月  参加杨浦「北欧创新国际会客厅」揭牌交流。出处：https://www.shyp.gov.cn/shypq/xwzx-bmdt/20260310/501286.html</w:t>
+        <w:t>2026年3月  参加杨浦「北欧创新国际会客厅」揭牌交流，对应科技企业国际化与产业服务场景。出处：https://www.shyp.gov.cn/shypq/xwzx-bmdt/20260310/501286.html</w:t>
+      </w:r>
+    </w:p>
+    <w:p>
+      <w:pPr>
+        <w:spacing w:after="160" w:before="0" w:lineRule="auto" w:line="317"/>
+        <w:jc w:val="both"/>
+      </w:pPr>
+      <w:r>
+        <w:rPr>
+          <w:rFonts w:ascii="微软雅黑" w:hAnsi="微软雅黑" w:eastAsia="宋体" w:cs="微软雅黑"/>
+          <w:b w:val="0"/>
+          <w:i w:val="0"/>
+          <w:color w:val="222222"/>
+          <w:sz w:val="21"/>
+        </w:rPr>
+        <w:t>可展示成果目前为政策研究输出样例（字段设计与三条示意记录），见业务计划书「首期产品」一节。该样例说明产品形态，不是已上线系统截图；研究材料由本人使用AI辅助完成，正在产品化。</w:t>
       </w:r>
     </w:p>
     <w:sectPr>
